--- a/report/Group14_SAMSum_ChatMinutes_Report_V2.5.1.docx
+++ b/report/Group14_SAMSum_ChatMinutes_Report_V2.5.1.docx
@@ -231,7 +231,7 @@
           <w:szCs w:val="24"/>
           <w:lang w:val="en-US"/>
         </w:rPr>
-        <w:t>Buvaneswari E</w:t>
+        <w:t>Buvaneshwari E</w:t>
       </w:r>
     </w:p>
     <w:p>
@@ -15029,6 +15029,12 @@
             <w:insideH w:val="single" w:color="auto" w:sz="4" w:space="0"/>
             <w:insideV w:val="single" w:color="auto" w:sz="4" w:space="0"/>
           </w:tblBorders>
+          <w:tblCellMar>
+            <w:top w:w="0" w:type="dxa"/>
+            <w:left w:w="10" w:type="dxa"/>
+            <w:bottom w:w="0" w:type="dxa"/>
+            <w:right w:w="10" w:type="dxa"/>
+          </w:tblCellMar>
         </w:tblPrEx>
         <w:trPr>
           <w:tblHeader/>
@@ -21096,6 +21102,12 @@
             <w:insideH w:val="single" w:color="auto" w:sz="4" w:space="0"/>
             <w:insideV w:val="single" w:color="auto" w:sz="4" w:space="0"/>
           </w:tblBorders>
+          <w:tblCellMar>
+            <w:top w:w="0" w:type="dxa"/>
+            <w:left w:w="10" w:type="dxa"/>
+            <w:bottom w:w="0" w:type="dxa"/>
+            <w:right w:w="10" w:type="dxa"/>
+          </w:tblCellMar>
         </w:tblPrEx>
         <w:trPr>
           <w:tblHeader/>
@@ -24622,6 +24634,12 @@
             <w:insideH w:val="single" w:color="auto" w:sz="4" w:space="0"/>
             <w:insideV w:val="single" w:color="auto" w:sz="4" w:space="0"/>
           </w:tblBorders>
+          <w:tblCellMar>
+            <w:top w:w="0" w:type="dxa"/>
+            <w:left w:w="10" w:type="dxa"/>
+            <w:bottom w:w="0" w:type="dxa"/>
+            <w:right w:w="10" w:type="dxa"/>
+          </w:tblCellMar>
         </w:tblPrEx>
         <w:trPr>
           <w:tblHeader/>
@@ -35160,18 +35178,6 @@
     <w:p>
       <w:pPr>
         <w:spacing w:after="80"/>
-      </w:pPr>
-    </w:p>
-    <w:p>
-      <w:pPr>
-        <w:spacing w:after="80"/>
-      </w:pPr>
-      <w:bookmarkStart w:id="47" w:name="_GoBack"/>
-      <w:bookmarkEnd w:id="47"/>
-    </w:p>
-    <w:p>
-      <w:pPr>
-        <w:spacing w:after="80"/>
         <w:rPr>
           <w:sz w:val="20"/>
           <w:szCs w:val="20"/>
@@ -35190,16 +35196,6 @@
     <w:p>
       <w:pPr>
         <w:spacing w:after="80"/>
-        <w:rPr>
-          <w:sz w:val="20"/>
-          <w:szCs w:val="20"/>
-          <w:lang w:val="en-US"/>
-        </w:rPr>
-      </w:pPr>
-    </w:p>
-    <w:p>
-      <w:pPr>
-        <w:spacing w:after="80"/>
       </w:pPr>
       <w:r>
         <w:rPr>
@@ -35209,11 +35205,12 @@
         </w:rPr>
         <w:t xml:space="preserve">Buvaneshwari E - </w:t>
       </w:r>
+      <w:bookmarkStart w:id="47" w:name="_GoBack"/>
       <w:r>
         <w:drawing>
           <wp:inline distT="0" distB="0" distL="114300" distR="114300">
-            <wp:extent cx="923290" cy="676910"/>
-            <wp:effectExtent l="0" t="0" r="10160" b="8890"/>
+            <wp:extent cx="1390650" cy="1019175"/>
+            <wp:effectExtent l="0" t="0" r="0" b="9525"/>
             <wp:docPr id="2" name="Picture 1"/>
             <wp:cNvGraphicFramePr>
               <a:graphicFrameLocks xmlns:a="http://schemas.openxmlformats.org/drawingml/2006/main" noChangeAspect="1"/>
@@ -35236,7 +35233,7 @@
                   <pic:spPr>
                     <a:xfrm>
                       <a:off x="0" y="0"/>
-                      <a:ext cx="923290" cy="676910"/>
+                      <a:ext cx="1390650" cy="1019175"/>
                     </a:xfrm>
                     <a:prstGeom prst="rect">
                       <a:avLst/>
@@ -35252,6 +35249,7 @@
           </wp:inline>
         </w:drawing>
       </w:r>
+      <w:bookmarkEnd w:id="47"/>
     </w:p>
     <w:sectPr>
       <w:headerReference r:id="rId3" w:type="default"/>
@@ -36173,8 +36171,8 @@
     <w:lsdException w:uiPriority="99" w:name="index 7"/>
     <w:lsdException w:uiPriority="99" w:name="index 8"/>
     <w:lsdException w:uiPriority="99" w:name="index 9"/>
-    <w:lsdException w:uiPriority="39" w:semiHidden="0" w:name="toc 1"/>
-    <w:lsdException w:uiPriority="39" w:semiHidden="0" w:name="toc 2"/>
+    <w:lsdException w:qFormat="1" w:uiPriority="39" w:semiHidden="0" w:name="toc 1"/>
+    <w:lsdException w:qFormat="1" w:uiPriority="39" w:semiHidden="0" w:name="toc 2"/>
     <w:lsdException w:uiPriority="39" w:name="toc 3"/>
     <w:lsdException w:uiPriority="39" w:name="toc 4"/>
     <w:lsdException w:uiPriority="39" w:name="toc 5"/>
@@ -36196,8 +36194,8 @@
     <w:lsdException w:uiPriority="99" w:name="annotation reference"/>
     <w:lsdException w:uiPriority="99" w:name="line number"/>
     <w:lsdException w:uiPriority="99" w:name="page number"/>
-    <w:lsdException w:uiPriority="99" w:name="endnote reference"/>
-    <w:lsdException w:uiPriority="99" w:name="endnote text"/>
+    <w:lsdException w:qFormat="1" w:uiPriority="99" w:name="endnote reference"/>
+    <w:lsdException w:qFormat="1" w:uiPriority="99" w:name="endnote text"/>
     <w:lsdException w:uiPriority="99" w:name="table of authorities"/>
     <w:lsdException w:uiPriority="99" w:name="macro"/>
     <w:lsdException w:uiPriority="99" w:name="toa heading"/>
@@ -36543,6 +36541,7 @@
     <w:name w:val="endnote reference"/>
     <w:semiHidden/>
     <w:unhideWhenUsed/>
+    <w:qFormat/>
     <w:uiPriority w:val="99"/>
     <w:rPr>
       <w:vertAlign w:val="superscript"/>
@@ -36553,6 +36552,7 @@
     <w:link w:val="21"/>
     <w:semiHidden/>
     <w:unhideWhenUsed/>
+    <w:qFormat/>
     <w:uiPriority w:val="99"/>
     <w:rPr>
       <w:rFonts w:ascii="Calibri" w:hAnsi="Calibri" w:eastAsia="Calibri" w:cs="Calibri"/>
@@ -36609,6 +36609,7 @@
   <w:style w:type="paragraph" w:styleId="16">
     <w:name w:val="toc 1"/>
     <w:unhideWhenUsed/>
+    <w:qFormat/>
     <w:uiPriority w:val="39"/>
     <w:pPr>
       <w:spacing w:before="60"/>
@@ -36625,6 +36626,7 @@
   <w:style w:type="paragraph" w:styleId="17">
     <w:name w:val="toc 2"/>
     <w:unhideWhenUsed/>
+    <w:qFormat/>
     <w:uiPriority w:val="39"/>
     <w:pPr>
       <w:ind w:left="300"/>
@@ -36665,7 +36667,6 @@
     <w:link w:val="13"/>
     <w:semiHidden/>
     <w:unhideWhenUsed/>
-    <w:qFormat/>
     <w:uiPriority w:val="99"/>
     <w:rPr>
       <w:sz w:val="20"/>
@@ -36677,6 +36678,7 @@
     <w:link w:val="11"/>
     <w:semiHidden/>
     <w:unhideWhenUsed/>
+    <w:qFormat/>
     <w:uiPriority w:val="99"/>
     <w:rPr>
       <w:sz w:val="20"/>
